--- a/proactive-english-c1-sy/out/PE-C1-BK1-SY_Unit02_StudentsBook.docx
+++ b/proactive-english-c1-sy/out/PE-C1-BK1-SY_Unit02_StudentsBook.docx
@@ -28009,25 +28009,25 @@
                 <w:sz w:val="22"/>
                 <w:szCs w:val="22"/>
               </w:rPr>
-              <w:t xml:space="preserve">, and his appendix is the only place in the four papers where the number appears at all.</w:t>
-            </w:r>
-            <w:r>
-              <w:rPr>
-                <w:rFonts w:ascii="Calibri" w:cs="Calibri" w:eastAsia="Calibri" w:hAnsi="Calibri"/>
-                <w:b/>
-                <w:bCs/>
-                <w:sz w:val="22"/>
-                <w:szCs w:val="22"/>
-              </w:rPr>
-              <w:t xml:space="preserve"> ⚠ </w:t>
-            </w:r>
-            <w:r>
-              <w:rPr>
-                <w:rFonts w:ascii="Calibri" w:cs="Calibri" w:eastAsia="Calibri" w:hAnsi="Calibri"/>
-                <w:sz w:val="22"/>
-                <w:szCs w:val="22"/>
-              </w:rPr>
-              <w:t xml:space="preserve">What he does not do is say why he has not used it**, and that omission is the only thing in his paper which cannot be checked against something.</w:t>
+              <w:t xml:space="preserve">, and his appendix is the only place in the four papers where the number appears at all. ⚠ </w:t>
+            </w:r>
+            <w:r>
+              <w:rPr>
+                <w:rFonts w:ascii="Calibri" w:cs="Calibri" w:eastAsia="Calibri" w:hAnsi="Calibri"/>
+                <w:b/>
+                <w:bCs/>
+                <w:sz w:val="22"/>
+                <w:szCs w:val="22"/>
+              </w:rPr>
+              <w:t xml:space="preserve">What he does not do is say why he has not used it</w:t>
+            </w:r>
+            <w:r>
+              <w:rPr>
+                <w:rFonts w:ascii="Calibri" w:cs="Calibri" w:eastAsia="Calibri" w:hAnsi="Calibri"/>
+                <w:sz w:val="22"/>
+                <w:szCs w:val="22"/>
+              </w:rPr>
+              <w:t xml:space="preserve">, and that omission is the only thing in his paper which cannot be checked against something.</w:t>
             </w:r>
           </w:p>
           <w:p>
